--- a/11&12_Unit Testing di Node.js/JURNAL-01/JURNAL-01_Modul 11 12_Unit Testing di Node.js.docx
+++ b/11&12_Unit Testing di Node.js/JURNAL-01/JURNAL-01_Modul 11 12_Unit Testing di Node.js.docx
@@ -21,12 +21,9 @@
           <w:sz w:val="32"/>
           <w:szCs w:val="32"/>
         </w:rPr>
-        <w:t>TUGAS JURNAL-01</w:t>
-      </w:r>
-    </w:p>
-    <w:p>
-      <w:pPr>
-        <w:jc w:val="center"/>
+        <w:t>TUGAS JURNAL-0</w:t>
+      </w:r>
+      <w:r>
         <w:rPr>
           <w:rFonts w:ascii="Times New Roman" w:hAnsi="Times New Roman" w:cs="Times New Roman"/>
           <w:b/>
@@ -34,8 +31,12 @@
           <w:sz w:val="32"/>
           <w:szCs w:val="32"/>
         </w:rPr>
-      </w:pPr>
-      <w:r>
+        <w:t>2</w:t>
+      </w:r>
+    </w:p>
+    <w:p>
+      <w:pPr>
+        <w:jc w:val="center"/>
         <w:rPr>
           <w:rFonts w:ascii="Times New Roman" w:hAnsi="Times New Roman" w:cs="Times New Roman"/>
           <w:b/>
@@ -43,6 +44,15 @@
           <w:sz w:val="32"/>
           <w:szCs w:val="32"/>
         </w:rPr>
+      </w:pPr>
+      <w:r>
+        <w:rPr>
+          <w:rFonts w:ascii="Times New Roman" w:hAnsi="Times New Roman" w:cs="Times New Roman"/>
+          <w:b/>
+          <w:bCs/>
+          <w:sz w:val="32"/>
+          <w:szCs w:val="32"/>
+        </w:rPr>
         <w:t>MODUL 11&amp;12</w:t>
       </w:r>
     </w:p>
@@ -113,12 +123,23 @@
       <w:pPr>
         <w:rPr>
           <w:rFonts w:ascii="Times New Roman" w:hAnsi="Times New Roman" w:cs="Times New Roman"/>
+          <w:color w:val="0070C0"/>
+          <w:sz w:val="24"/>
+          <w:szCs w:val="24"/>
+          <w:u w:val="single"/>
+        </w:rPr>
+      </w:pPr>
+      <w:r>
+        <w:rPr>
+          <w:rFonts w:ascii="Times New Roman" w:hAnsi="Times New Roman" w:cs="Times New Roman"/>
           <w:b/>
           <w:bCs/>
           <w:sz w:val="24"/>
           <w:szCs w:val="24"/>
         </w:rPr>
-      </w:pPr>
+        <w:t xml:space="preserve">Link </w:t>
+      </w:r>
+      <w:proofErr w:type="spellStart"/>
       <w:r>
         <w:rPr>
           <w:rFonts w:ascii="Times New Roman" w:hAnsi="Times New Roman" w:cs="Times New Roman"/>
@@ -127,9 +148,9 @@
           <w:sz w:val="24"/>
           <w:szCs w:val="24"/>
         </w:rPr>
-        <w:t xml:space="preserve">Link </w:t>
-      </w:r>
-      <w:proofErr w:type="spellStart"/>
+        <w:t>Github</w:t>
+      </w:r>
+      <w:proofErr w:type="spellEnd"/>
       <w:r>
         <w:rPr>
           <w:rFonts w:ascii="Times New Roman" w:hAnsi="Times New Roman" w:cs="Times New Roman"/>
@@ -138,9 +159,8 @@
           <w:sz w:val="24"/>
           <w:szCs w:val="24"/>
         </w:rPr>
-        <w:t>Github</w:t>
-      </w:r>
-      <w:proofErr w:type="spellEnd"/>
+        <w:t>:</w:t>
+      </w:r>
       <w:r>
         <w:rPr>
           <w:rFonts w:ascii="Times New Roman" w:hAnsi="Times New Roman" w:cs="Times New Roman"/>
@@ -149,9 +169,31 @@
           <w:sz w:val="24"/>
           <w:szCs w:val="24"/>
         </w:rPr>
-        <w:t>:</w:t>
-      </w:r>
-      <w:r>
+        <w:t xml:space="preserve"> </w:t>
+      </w:r>
+    </w:p>
+    <w:p>
+      <w:pPr>
+        <w:rPr>
+          <w:rFonts w:ascii="Times New Roman" w:hAnsi="Times New Roman" w:cs="Times New Roman"/>
+          <w:sz w:val="24"/>
+          <w:szCs w:val="24"/>
+          <w:u w:val="single"/>
+        </w:rPr>
+      </w:pPr>
+      <w:r>
+        <w:rPr>
+          <w:rFonts w:ascii="Times New Roman" w:hAnsi="Times New Roman" w:cs="Times New Roman"/>
+          <w:color w:val="0070C0"/>
+          <w:sz w:val="24"/>
+          <w:szCs w:val="24"/>
+          <w:u w:val="single"/>
+        </w:rPr>
+        <w:t>https://github.com/marsellacell/KPL_MARSELLADWIJULIANTI_2311104004_SE0701/tree/marsella/11%2612_Unit%20Testing%20di%20Node.js/JURNAL-02</w:t>
+      </w:r>
+    </w:p>
+    <w:p>
+      <w:pPr>
         <w:rPr>
           <w:rFonts w:ascii="Times New Roman" w:hAnsi="Times New Roman" w:cs="Times New Roman"/>
           <w:b/>
@@ -159,17 +201,38 @@
           <w:sz w:val="24"/>
           <w:szCs w:val="24"/>
         </w:rPr>
-        <w:t xml:space="preserve"> </w:t>
-      </w:r>
-      <w:r>
-        <w:rPr>
-          <w:rFonts w:ascii="Times New Roman" w:hAnsi="Times New Roman" w:cs="Times New Roman"/>
-          <w:color w:val="0070C0"/>
-          <w:sz w:val="24"/>
-          <w:szCs w:val="24"/>
-          <w:u w:val="single"/>
-        </w:rPr>
-        <w:t>https://github.com/marsellacell/KPL_MARSELLADWIJULIANTI_2311104004_SE0701/tree/marsella/11%2612_Unit%20Testing%20di%20Node.js/JURNAL-01</w:t>
+      </w:pPr>
+      <w:r>
+        <w:rPr>
+          <w:rFonts w:ascii="Times New Roman" w:hAnsi="Times New Roman" w:cs="Times New Roman"/>
+          <w:b/>
+          <w:bCs/>
+          <w:sz w:val="24"/>
+          <w:szCs w:val="24"/>
+        </w:rPr>
+        <w:t xml:space="preserve">Code source &amp; </w:t>
+      </w:r>
+      <w:proofErr w:type="spellStart"/>
+      <w:r>
+        <w:rPr>
+          <w:rFonts w:ascii="Times New Roman" w:hAnsi="Times New Roman" w:cs="Times New Roman"/>
+          <w:b/>
+          <w:bCs/>
+          <w:sz w:val="24"/>
+          <w:szCs w:val="24"/>
+        </w:rPr>
+        <w:t>penjelasan</w:t>
+      </w:r>
+      <w:proofErr w:type="spellEnd"/>
+      <w:r>
+        <w:rPr>
+          <w:rFonts w:ascii="Times New Roman" w:hAnsi="Times New Roman" w:cs="Times New Roman"/>
+          <w:b/>
+          <w:bCs/>
+          <w:sz w:val="24"/>
+          <w:szCs w:val="24"/>
+        </w:rPr>
+        <w:t>:</w:t>
       </w:r>
     </w:p>
     <w:p>
@@ -187,49 +250,7 @@
           <w:rFonts w:ascii="Times New Roman" w:hAnsi="Times New Roman" w:cs="Times New Roman"/>
           <w:b/>
           <w:bCs/>
-          <w:sz w:val="24"/>
-          <w:szCs w:val="24"/>
-        </w:rPr>
-        <w:t xml:space="preserve">Code source &amp; </w:t>
-      </w:r>
-      <w:proofErr w:type="spellStart"/>
-      <w:r>
-        <w:rPr>
-          <w:rFonts w:ascii="Times New Roman" w:hAnsi="Times New Roman" w:cs="Times New Roman"/>
-          <w:b/>
-          <w:bCs/>
-          <w:sz w:val="24"/>
-          <w:szCs w:val="24"/>
-        </w:rPr>
-        <w:t>penjelasan</w:t>
-      </w:r>
-      <w:proofErr w:type="spellEnd"/>
-      <w:r>
-        <w:rPr>
-          <w:rFonts w:ascii="Times New Roman" w:hAnsi="Times New Roman" w:cs="Times New Roman"/>
-          <w:b/>
-          <w:bCs/>
-          <w:sz w:val="24"/>
-          <w:szCs w:val="24"/>
-        </w:rPr>
-        <w:t>:</w:t>
-      </w:r>
-    </w:p>
-    <w:p>
-      <w:pPr>
-        <w:rPr>
-          <w:rFonts w:ascii="Times New Roman" w:hAnsi="Times New Roman" w:cs="Times New Roman"/>
-          <w:b/>
-          <w:bCs/>
-          <w:sz w:val="24"/>
-          <w:szCs w:val="24"/>
-        </w:rPr>
-      </w:pPr>
-      <w:r>
-        <w:rPr>
-          <w:rFonts w:ascii="Times New Roman" w:hAnsi="Times New Roman" w:cs="Times New Roman"/>
-          <w:b/>
-          <w:bCs/>
+          <w:noProof/>
           <w:sz w:val="24"/>
           <w:szCs w:val="24"/>
         </w:rPr>
@@ -365,8 +386,39 @@
           <w:szCs w:val="24"/>
           <w:lang w:val="id-ID"/>
         </w:rPr>
-        <w:t>&gt;</w:t>
-      </w:r>
+        <w:t xml:space="preserve">&gt; </w:t>
+      </w:r>
+      <w:proofErr w:type="spellStart"/>
+      <w:r>
+        <w:rPr>
+          <w:rFonts w:ascii="Times New Roman" w:hAnsi="Times New Roman" w:cs="Times New Roman"/>
+          <w:sz w:val="24"/>
+          <w:szCs w:val="24"/>
+          <w:lang w:val="id-ID"/>
+        </w:rPr>
+        <w:t>dimana</w:t>
+      </w:r>
+      <w:proofErr w:type="spellEnd"/>
+      <w:r>
+        <w:rPr>
+          <w:rFonts w:ascii="Times New Roman" w:hAnsi="Times New Roman" w:cs="Times New Roman"/>
+          <w:sz w:val="24"/>
+          <w:szCs w:val="24"/>
+          <w:lang w:val="id-ID"/>
+        </w:rPr>
+        <w:t xml:space="preserve"> ini menandakan ini dokumen HTML. Lalu &lt;</w:t>
+      </w:r>
+      <w:proofErr w:type="spellStart"/>
+      <w:r>
+        <w:rPr>
+          <w:rFonts w:ascii="Times New Roman" w:hAnsi="Times New Roman" w:cs="Times New Roman"/>
+          <w:sz w:val="24"/>
+          <w:szCs w:val="24"/>
+          <w:lang w:val="id-ID"/>
+        </w:rPr>
+        <w:t>script</w:t>
+      </w:r>
+      <w:proofErr w:type="spellEnd"/>
       <w:r>
         <w:rPr>
           <w:rFonts w:ascii="Times New Roman" w:hAnsi="Times New Roman" w:cs="Times New Roman"/>
@@ -384,54 +436,47 @@
           <w:szCs w:val="24"/>
           <w:lang w:val="id-ID"/>
         </w:rPr>
-        <w:t>dimana</w:t>
-      </w:r>
-      <w:proofErr w:type="spellEnd"/>
-      <w:r>
-        <w:rPr>
-          <w:rFonts w:ascii="Times New Roman" w:hAnsi="Times New Roman" w:cs="Times New Roman"/>
-          <w:sz w:val="24"/>
-          <w:szCs w:val="24"/>
-          <w:lang w:val="id-ID"/>
-        </w:rPr>
-        <w:t xml:space="preserve"> ini m</w:t>
-      </w:r>
-      <w:r>
-        <w:rPr>
-          <w:rFonts w:ascii="Times New Roman" w:hAnsi="Times New Roman" w:cs="Times New Roman"/>
-          <w:sz w:val="24"/>
-          <w:szCs w:val="24"/>
-          <w:lang w:val="id-ID"/>
-        </w:rPr>
-        <w:t>enandakan ini dokumen HTML.</w:t>
-      </w:r>
-      <w:r>
-        <w:rPr>
-          <w:rFonts w:ascii="Times New Roman" w:hAnsi="Times New Roman" w:cs="Times New Roman"/>
-          <w:sz w:val="24"/>
-          <w:szCs w:val="24"/>
-          <w:lang w:val="id-ID"/>
-        </w:rPr>
-        <w:t xml:space="preserve"> Lalu </w:t>
-      </w:r>
-      <w:r>
-        <w:rPr>
-          <w:rFonts w:ascii="Times New Roman" w:hAnsi="Times New Roman" w:cs="Times New Roman"/>
-          <w:sz w:val="24"/>
-          <w:szCs w:val="24"/>
-          <w:lang w:val="id-ID"/>
-        </w:rPr>
-        <w:t>&lt;</w:t>
-      </w:r>
-      <w:proofErr w:type="spellStart"/>
-      <w:r>
-        <w:rPr>
-          <w:rFonts w:ascii="Times New Roman" w:hAnsi="Times New Roman" w:cs="Times New Roman"/>
-          <w:sz w:val="24"/>
-          <w:szCs w:val="24"/>
-          <w:lang w:val="id-ID"/>
-        </w:rPr>
-        <w:t>script</w:t>
+        <w:t>src</w:t>
+      </w:r>
+      <w:proofErr w:type="spellEnd"/>
+      <w:r>
+        <w:rPr>
+          <w:rFonts w:ascii="Times New Roman" w:hAnsi="Times New Roman" w:cs="Times New Roman"/>
+          <w:sz w:val="24"/>
+          <w:szCs w:val="24"/>
+          <w:lang w:val="id-ID"/>
+        </w:rPr>
+        <w:t xml:space="preserve">="script.js" </w:t>
+      </w:r>
+      <w:proofErr w:type="spellStart"/>
+      <w:r>
+        <w:rPr>
+          <w:rFonts w:ascii="Times New Roman" w:hAnsi="Times New Roman" w:cs="Times New Roman"/>
+          <w:sz w:val="24"/>
+          <w:szCs w:val="24"/>
+          <w:lang w:val="id-ID"/>
+        </w:rPr>
+        <w:t>defer</w:t>
+      </w:r>
+      <w:proofErr w:type="spellEnd"/>
+      <w:r>
+        <w:rPr>
+          <w:rFonts w:ascii="Times New Roman" w:hAnsi="Times New Roman" w:cs="Times New Roman"/>
+          <w:sz w:val="24"/>
+          <w:szCs w:val="24"/>
+          <w:lang w:val="id-ID"/>
+        </w:rPr>
+        <w:t xml:space="preserve">&gt; untuk menghubungkan </w:t>
+      </w:r>
+      <w:proofErr w:type="spellStart"/>
+      <w:r>
+        <w:rPr>
+          <w:rFonts w:ascii="Times New Roman" w:hAnsi="Times New Roman" w:cs="Times New Roman"/>
+          <w:sz w:val="24"/>
+          <w:szCs w:val="24"/>
+          <w:lang w:val="id-ID"/>
+        </w:rPr>
+        <w:t>file</w:t>
       </w:r>
       <w:proofErr w:type="spellEnd"/>
       <w:r>
@@ -451,65 +496,27 @@
           <w:szCs w:val="24"/>
           <w:lang w:val="id-ID"/>
         </w:rPr>
-        <w:t>src</w:t>
-      </w:r>
-      <w:proofErr w:type="spellEnd"/>
-      <w:r>
-        <w:rPr>
-          <w:rFonts w:ascii="Times New Roman" w:hAnsi="Times New Roman" w:cs="Times New Roman"/>
-          <w:sz w:val="24"/>
-          <w:szCs w:val="24"/>
-          <w:lang w:val="id-ID"/>
-        </w:rPr>
-        <w:t xml:space="preserve">="script.js" </w:t>
-      </w:r>
-      <w:proofErr w:type="spellStart"/>
-      <w:r>
-        <w:rPr>
-          <w:rFonts w:ascii="Times New Roman" w:hAnsi="Times New Roman" w:cs="Times New Roman"/>
-          <w:sz w:val="24"/>
-          <w:szCs w:val="24"/>
-          <w:lang w:val="id-ID"/>
-        </w:rPr>
-        <w:t>defer</w:t>
-      </w:r>
-      <w:proofErr w:type="spellEnd"/>
-      <w:r>
-        <w:rPr>
-          <w:rFonts w:ascii="Times New Roman" w:hAnsi="Times New Roman" w:cs="Times New Roman"/>
-          <w:sz w:val="24"/>
-          <w:szCs w:val="24"/>
-          <w:lang w:val="id-ID"/>
-        </w:rPr>
-        <w:t xml:space="preserve">&gt; </w:t>
-      </w:r>
-      <w:r>
-        <w:rPr>
-          <w:rFonts w:ascii="Times New Roman" w:hAnsi="Times New Roman" w:cs="Times New Roman"/>
-          <w:sz w:val="24"/>
-          <w:szCs w:val="24"/>
-          <w:lang w:val="id-ID"/>
-        </w:rPr>
-        <w:t>untuk m</w:t>
-      </w:r>
-      <w:r>
-        <w:rPr>
-          <w:rFonts w:ascii="Times New Roman" w:hAnsi="Times New Roman" w:cs="Times New Roman"/>
-          <w:sz w:val="24"/>
-          <w:szCs w:val="24"/>
-          <w:lang w:val="id-ID"/>
-        </w:rPr>
-        <w:t xml:space="preserve">enghubungkan </w:t>
-      </w:r>
-      <w:proofErr w:type="spellStart"/>
-      <w:r>
-        <w:rPr>
-          <w:rFonts w:ascii="Times New Roman" w:hAnsi="Times New Roman" w:cs="Times New Roman"/>
-          <w:sz w:val="24"/>
-          <w:szCs w:val="24"/>
-          <w:lang w:val="id-ID"/>
-        </w:rPr>
-        <w:t>file</w:t>
+        <w:t>JavaScript</w:t>
+      </w:r>
+      <w:proofErr w:type="spellEnd"/>
+      <w:r>
+        <w:rPr>
+          <w:rFonts w:ascii="Times New Roman" w:hAnsi="Times New Roman" w:cs="Times New Roman"/>
+          <w:sz w:val="24"/>
+          <w:szCs w:val="24"/>
+          <w:lang w:val="id-ID"/>
+        </w:rPr>
+        <w:t xml:space="preserve"> eksternal (script.js) dan menjalankannya setelah HTML selesai dimuat. Dan &lt;</w:t>
+      </w:r>
+      <w:proofErr w:type="spellStart"/>
+      <w:r>
+        <w:rPr>
+          <w:rFonts w:ascii="Times New Roman" w:hAnsi="Times New Roman" w:cs="Times New Roman"/>
+          <w:sz w:val="24"/>
+          <w:szCs w:val="24"/>
+          <w:lang w:val="id-ID"/>
+        </w:rPr>
+        <w:t>input</w:t>
       </w:r>
       <w:proofErr w:type="spellEnd"/>
       <w:r>
@@ -529,35 +536,117 @@
           <w:szCs w:val="24"/>
           <w:lang w:val="id-ID"/>
         </w:rPr>
-        <w:t>JavaScript</w:t>
-      </w:r>
-      <w:proofErr w:type="spellEnd"/>
-      <w:r>
-        <w:rPr>
-          <w:rFonts w:ascii="Times New Roman" w:hAnsi="Times New Roman" w:cs="Times New Roman"/>
-          <w:sz w:val="24"/>
-          <w:szCs w:val="24"/>
-          <w:lang w:val="id-ID"/>
-        </w:rPr>
-        <w:t xml:space="preserve"> eksternal (script.js) dan menjalankannya setelah HTML selesai dimuat.</w:t>
-      </w:r>
-      <w:r>
-        <w:rPr>
-          <w:rFonts w:ascii="Times New Roman" w:hAnsi="Times New Roman" w:cs="Times New Roman"/>
-          <w:sz w:val="24"/>
-          <w:szCs w:val="24"/>
-          <w:lang w:val="id-ID"/>
-        </w:rPr>
-        <w:t xml:space="preserve"> Dan </w:t>
-      </w:r>
-      <w:r>
-        <w:rPr>
-          <w:rFonts w:ascii="Times New Roman" w:hAnsi="Times New Roman" w:cs="Times New Roman"/>
-          <w:sz w:val="24"/>
-          <w:szCs w:val="24"/>
-          <w:lang w:val="id-ID"/>
-        </w:rPr>
-        <w:t>&lt;</w:t>
+        <w:t>type</w:t>
+      </w:r>
+      <w:proofErr w:type="spellEnd"/>
+      <w:r>
+        <w:rPr>
+          <w:rFonts w:ascii="Times New Roman" w:hAnsi="Times New Roman" w:cs="Times New Roman"/>
+          <w:sz w:val="24"/>
+          <w:szCs w:val="24"/>
+          <w:lang w:val="id-ID"/>
+        </w:rPr>
+        <w:t>="</w:t>
+      </w:r>
+      <w:proofErr w:type="spellStart"/>
+      <w:r>
+        <w:rPr>
+          <w:rFonts w:ascii="Times New Roman" w:hAnsi="Times New Roman" w:cs="Times New Roman"/>
+          <w:sz w:val="24"/>
+          <w:szCs w:val="24"/>
+          <w:lang w:val="id-ID"/>
+        </w:rPr>
+        <w:t>number</w:t>
+      </w:r>
+      <w:proofErr w:type="spellEnd"/>
+      <w:r>
+        <w:rPr>
+          <w:rFonts w:ascii="Times New Roman" w:hAnsi="Times New Roman" w:cs="Times New Roman"/>
+          <w:sz w:val="24"/>
+          <w:szCs w:val="24"/>
+          <w:lang w:val="id-ID"/>
+        </w:rPr>
+        <w:t xml:space="preserve">" </w:t>
+      </w:r>
+      <w:proofErr w:type="spellStart"/>
+      <w:r>
+        <w:rPr>
+          <w:rFonts w:ascii="Times New Roman" w:hAnsi="Times New Roman" w:cs="Times New Roman"/>
+          <w:sz w:val="24"/>
+          <w:szCs w:val="24"/>
+          <w:lang w:val="id-ID"/>
+        </w:rPr>
+        <w:t>id</w:t>
+      </w:r>
+      <w:proofErr w:type="spellEnd"/>
+      <w:r>
+        <w:rPr>
+          <w:rFonts w:ascii="Times New Roman" w:hAnsi="Times New Roman" w:cs="Times New Roman"/>
+          <w:sz w:val="24"/>
+          <w:szCs w:val="24"/>
+          <w:lang w:val="id-ID"/>
+        </w:rPr>
+        <w:t>="</w:t>
+      </w:r>
+      <w:proofErr w:type="spellStart"/>
+      <w:r>
+        <w:rPr>
+          <w:rFonts w:ascii="Times New Roman" w:hAnsi="Times New Roman" w:cs="Times New Roman"/>
+          <w:sz w:val="24"/>
+          <w:szCs w:val="24"/>
+          <w:lang w:val="id-ID"/>
+        </w:rPr>
+        <w:t>inputA</w:t>
+      </w:r>
+      <w:proofErr w:type="spellEnd"/>
+      <w:r>
+        <w:rPr>
+          <w:rFonts w:ascii="Times New Roman" w:hAnsi="Times New Roman" w:cs="Times New Roman"/>
+          <w:sz w:val="24"/>
+          <w:szCs w:val="24"/>
+          <w:lang w:val="id-ID"/>
+        </w:rPr>
+        <w:t xml:space="preserve">"&gt;  dan </w:t>
+      </w:r>
+      <w:proofErr w:type="spellStart"/>
+      <w:r>
+        <w:rPr>
+          <w:rFonts w:ascii="Times New Roman" w:hAnsi="Times New Roman" w:cs="Times New Roman"/>
+          <w:sz w:val="24"/>
+          <w:szCs w:val="24"/>
+          <w:lang w:val="id-ID"/>
+        </w:rPr>
+        <w:t>menginput</w:t>
+      </w:r>
+      <w:proofErr w:type="spellEnd"/>
+      <w:r>
+        <w:rPr>
+          <w:rFonts w:ascii="Times New Roman" w:hAnsi="Times New Roman" w:cs="Times New Roman"/>
+          <w:sz w:val="24"/>
+          <w:szCs w:val="24"/>
+          <w:lang w:val="id-ID"/>
+        </w:rPr>
+        <w:t xml:space="preserve"> angka pertama (basis/</w:t>
+      </w:r>
+      <w:proofErr w:type="spellStart"/>
+      <w:r>
+        <w:rPr>
+          <w:rFonts w:ascii="Times New Roman" w:hAnsi="Times New Roman" w:cs="Times New Roman"/>
+          <w:sz w:val="24"/>
+          <w:szCs w:val="24"/>
+          <w:lang w:val="id-ID"/>
+        </w:rPr>
+        <w:t>pangkatan</w:t>
+      </w:r>
+      <w:proofErr w:type="spellEnd"/>
+      <w:r>
+        <w:rPr>
+          <w:rFonts w:ascii="Times New Roman" w:hAnsi="Times New Roman" w:cs="Times New Roman"/>
+          <w:sz w:val="24"/>
+          <w:szCs w:val="24"/>
+          <w:lang w:val="id-ID"/>
+        </w:rPr>
+        <w:t>). Lalu &lt;</w:t>
       </w:r>
       <w:proofErr w:type="spellStart"/>
       <w:r>
@@ -647,103 +736,47 @@
           <w:szCs w:val="24"/>
           <w:lang w:val="id-ID"/>
         </w:rPr>
-        <w:t>inputA</w:t>
-      </w:r>
-      <w:proofErr w:type="spellEnd"/>
-      <w:r>
-        <w:rPr>
-          <w:rFonts w:ascii="Times New Roman" w:hAnsi="Times New Roman" w:cs="Times New Roman"/>
-          <w:sz w:val="24"/>
-          <w:szCs w:val="24"/>
-          <w:lang w:val="id-ID"/>
-        </w:rPr>
-        <w:t xml:space="preserve">"&gt; </w:t>
-      </w:r>
-      <w:r>
-        <w:rPr>
-          <w:rFonts w:ascii="Times New Roman" w:hAnsi="Times New Roman" w:cs="Times New Roman"/>
-          <w:sz w:val="24"/>
-          <w:szCs w:val="24"/>
-          <w:lang w:val="id-ID"/>
-        </w:rPr>
-        <w:t xml:space="preserve"> dan </w:t>
-      </w:r>
-      <w:proofErr w:type="spellStart"/>
-      <w:r>
-        <w:rPr>
-          <w:rFonts w:ascii="Times New Roman" w:hAnsi="Times New Roman" w:cs="Times New Roman"/>
-          <w:sz w:val="24"/>
-          <w:szCs w:val="24"/>
-          <w:lang w:val="id-ID"/>
-        </w:rPr>
-        <w:t>mengi</w:t>
-      </w:r>
-      <w:r>
-        <w:rPr>
-          <w:rFonts w:ascii="Times New Roman" w:hAnsi="Times New Roman" w:cs="Times New Roman"/>
-          <w:sz w:val="24"/>
-          <w:szCs w:val="24"/>
-          <w:lang w:val="id-ID"/>
-        </w:rPr>
-        <w:t>nput</w:t>
-      </w:r>
-      <w:proofErr w:type="spellEnd"/>
-      <w:r>
-        <w:rPr>
-          <w:rFonts w:ascii="Times New Roman" w:hAnsi="Times New Roman" w:cs="Times New Roman"/>
-          <w:sz w:val="24"/>
-          <w:szCs w:val="24"/>
-          <w:lang w:val="id-ID"/>
-        </w:rPr>
-        <w:t xml:space="preserve"> angka pertama (basis/</w:t>
-      </w:r>
-      <w:proofErr w:type="spellStart"/>
-      <w:r>
-        <w:rPr>
-          <w:rFonts w:ascii="Times New Roman" w:hAnsi="Times New Roman" w:cs="Times New Roman"/>
-          <w:sz w:val="24"/>
-          <w:szCs w:val="24"/>
-          <w:lang w:val="id-ID"/>
-        </w:rPr>
-        <w:t>pangkatan</w:t>
-      </w:r>
-      <w:proofErr w:type="spellEnd"/>
-      <w:r>
-        <w:rPr>
-          <w:rFonts w:ascii="Times New Roman" w:hAnsi="Times New Roman" w:cs="Times New Roman"/>
-          <w:sz w:val="24"/>
-          <w:szCs w:val="24"/>
-          <w:lang w:val="id-ID"/>
-        </w:rPr>
-        <w:t>).</w:t>
-      </w:r>
-      <w:r>
-        <w:rPr>
-          <w:rFonts w:ascii="Times New Roman" w:hAnsi="Times New Roman" w:cs="Times New Roman"/>
-          <w:sz w:val="24"/>
-          <w:szCs w:val="24"/>
-          <w:lang w:val="id-ID"/>
-        </w:rPr>
-        <w:t xml:space="preserve"> Lalu </w:t>
-      </w:r>
-      <w:r>
-        <w:rPr>
-          <w:rFonts w:ascii="Times New Roman" w:hAnsi="Times New Roman" w:cs="Times New Roman"/>
-          <w:sz w:val="24"/>
-          <w:szCs w:val="24"/>
-          <w:lang w:val="id-ID"/>
-        </w:rPr>
-        <w:t>&lt;</w:t>
-      </w:r>
-      <w:proofErr w:type="spellStart"/>
-      <w:r>
-        <w:rPr>
-          <w:rFonts w:ascii="Times New Roman" w:hAnsi="Times New Roman" w:cs="Times New Roman"/>
-          <w:sz w:val="24"/>
-          <w:szCs w:val="24"/>
-          <w:lang w:val="id-ID"/>
-        </w:rPr>
-        <w:t>input</w:t>
+        <w:t>inputB</w:t>
+      </w:r>
+      <w:proofErr w:type="spellEnd"/>
+      <w:r>
+        <w:rPr>
+          <w:rFonts w:ascii="Times New Roman" w:hAnsi="Times New Roman" w:cs="Times New Roman"/>
+          <w:sz w:val="24"/>
+          <w:szCs w:val="24"/>
+          <w:lang w:val="id-ID"/>
+        </w:rPr>
+        <w:t xml:space="preserve">"&gt; untuk </w:t>
+      </w:r>
+      <w:proofErr w:type="spellStart"/>
+      <w:r>
+        <w:rPr>
+          <w:rFonts w:ascii="Times New Roman" w:hAnsi="Times New Roman" w:cs="Times New Roman"/>
+          <w:sz w:val="24"/>
+          <w:szCs w:val="24"/>
+          <w:lang w:val="id-ID"/>
+        </w:rPr>
+        <w:t>menginput</w:t>
+      </w:r>
+      <w:proofErr w:type="spellEnd"/>
+      <w:r>
+        <w:rPr>
+          <w:rFonts w:ascii="Times New Roman" w:hAnsi="Times New Roman" w:cs="Times New Roman"/>
+          <w:sz w:val="24"/>
+          <w:szCs w:val="24"/>
+          <w:lang w:val="id-ID"/>
+        </w:rPr>
+        <w:t xml:space="preserve"> angka kedua (pangkat). Lalu &lt;</w:t>
+      </w:r>
+      <w:proofErr w:type="spellStart"/>
+      <w:r>
+        <w:rPr>
+          <w:rFonts w:ascii="Times New Roman" w:hAnsi="Times New Roman" w:cs="Times New Roman"/>
+          <w:sz w:val="24"/>
+          <w:szCs w:val="24"/>
+          <w:lang w:val="id-ID"/>
+        </w:rPr>
+        <w:t>button</w:t>
       </w:r>
       <w:proofErr w:type="spellEnd"/>
       <w:r>
@@ -763,7 +796,7 @@
           <w:szCs w:val="24"/>
           <w:lang w:val="id-ID"/>
         </w:rPr>
-        <w:t>type</w:t>
+        <w:t>onclick</w:t>
       </w:r>
       <w:proofErr w:type="spellEnd"/>
       <w:r>
@@ -783,17 +816,57 @@
           <w:szCs w:val="24"/>
           <w:lang w:val="id-ID"/>
         </w:rPr>
-        <w:t>number</w:t>
-      </w:r>
-      <w:proofErr w:type="spellEnd"/>
-      <w:r>
-        <w:rPr>
-          <w:rFonts w:ascii="Times New Roman" w:hAnsi="Times New Roman" w:cs="Times New Roman"/>
-          <w:sz w:val="24"/>
-          <w:szCs w:val="24"/>
-          <w:lang w:val="id-ID"/>
-        </w:rPr>
-        <w:t xml:space="preserve">" </w:t>
+        <w:t>hitungPangkat</w:t>
+      </w:r>
+      <w:proofErr w:type="spellEnd"/>
+      <w:r>
+        <w:rPr>
+          <w:rFonts w:ascii="Times New Roman" w:hAnsi="Times New Roman" w:cs="Times New Roman"/>
+          <w:sz w:val="24"/>
+          <w:szCs w:val="24"/>
+          <w:lang w:val="id-ID"/>
+        </w:rPr>
+        <w:t>()"&gt;Hitung&lt;/</w:t>
+      </w:r>
+      <w:proofErr w:type="spellStart"/>
+      <w:r>
+        <w:rPr>
+          <w:rFonts w:ascii="Times New Roman" w:hAnsi="Times New Roman" w:cs="Times New Roman"/>
+          <w:sz w:val="24"/>
+          <w:szCs w:val="24"/>
+          <w:lang w:val="id-ID"/>
+        </w:rPr>
+        <w:t>button</w:t>
+      </w:r>
+      <w:proofErr w:type="spellEnd"/>
+      <w:r>
+        <w:rPr>
+          <w:rFonts w:ascii="Times New Roman" w:hAnsi="Times New Roman" w:cs="Times New Roman"/>
+          <w:sz w:val="24"/>
+          <w:szCs w:val="24"/>
+          <w:lang w:val="id-ID"/>
+        </w:rPr>
+        <w:t xml:space="preserve">&gt; itu ketika diklik, akan menjalankan fungsi </w:t>
+      </w:r>
+      <w:proofErr w:type="spellStart"/>
+      <w:r>
+        <w:rPr>
+          <w:rFonts w:ascii="Times New Roman" w:hAnsi="Times New Roman" w:cs="Times New Roman"/>
+          <w:sz w:val="24"/>
+          <w:szCs w:val="24"/>
+          <w:lang w:val="id-ID"/>
+        </w:rPr>
+        <w:t>hitungPangkat</w:t>
+      </w:r>
+      <w:proofErr w:type="spellEnd"/>
+      <w:r>
+        <w:rPr>
+          <w:rFonts w:ascii="Times New Roman" w:hAnsi="Times New Roman" w:cs="Times New Roman"/>
+          <w:sz w:val="24"/>
+          <w:szCs w:val="24"/>
+          <w:lang w:val="id-ID"/>
+        </w:rPr>
+        <w:t xml:space="preserve">() dari script.js. dan &lt;p </w:t>
       </w:r>
       <w:proofErr w:type="spellStart"/>
       <w:r>
@@ -823,238 +896,6 @@
           <w:szCs w:val="24"/>
           <w:lang w:val="id-ID"/>
         </w:rPr>
-        <w:t>inputB</w:t>
-      </w:r>
-      <w:proofErr w:type="spellEnd"/>
-      <w:r>
-        <w:rPr>
-          <w:rFonts w:ascii="Times New Roman" w:hAnsi="Times New Roman" w:cs="Times New Roman"/>
-          <w:sz w:val="24"/>
-          <w:szCs w:val="24"/>
-          <w:lang w:val="id-ID"/>
-        </w:rPr>
-        <w:t xml:space="preserve">"&gt; </w:t>
-      </w:r>
-      <w:r>
-        <w:rPr>
-          <w:rFonts w:ascii="Times New Roman" w:hAnsi="Times New Roman" w:cs="Times New Roman"/>
-          <w:sz w:val="24"/>
-          <w:szCs w:val="24"/>
-          <w:lang w:val="id-ID"/>
-        </w:rPr>
-        <w:t xml:space="preserve">untuk </w:t>
-      </w:r>
-      <w:proofErr w:type="spellStart"/>
-      <w:r>
-        <w:rPr>
-          <w:rFonts w:ascii="Times New Roman" w:hAnsi="Times New Roman" w:cs="Times New Roman"/>
-          <w:sz w:val="24"/>
-          <w:szCs w:val="24"/>
-          <w:lang w:val="id-ID"/>
-        </w:rPr>
-        <w:t>mengi</w:t>
-      </w:r>
-      <w:r>
-        <w:rPr>
-          <w:rFonts w:ascii="Times New Roman" w:hAnsi="Times New Roman" w:cs="Times New Roman"/>
-          <w:sz w:val="24"/>
-          <w:szCs w:val="24"/>
-          <w:lang w:val="id-ID"/>
-        </w:rPr>
-        <w:t>nput</w:t>
-      </w:r>
-      <w:proofErr w:type="spellEnd"/>
-      <w:r>
-        <w:rPr>
-          <w:rFonts w:ascii="Times New Roman" w:hAnsi="Times New Roman" w:cs="Times New Roman"/>
-          <w:sz w:val="24"/>
-          <w:szCs w:val="24"/>
-          <w:lang w:val="id-ID"/>
-        </w:rPr>
-        <w:t xml:space="preserve"> angka kedua (pangkat).</w:t>
-      </w:r>
-      <w:r>
-        <w:rPr>
-          <w:rFonts w:ascii="Times New Roman" w:hAnsi="Times New Roman" w:cs="Times New Roman"/>
-          <w:sz w:val="24"/>
-          <w:szCs w:val="24"/>
-          <w:lang w:val="id-ID"/>
-        </w:rPr>
-        <w:t xml:space="preserve"> Lalu </w:t>
-      </w:r>
-      <w:r>
-        <w:rPr>
-          <w:rFonts w:ascii="Times New Roman" w:hAnsi="Times New Roman" w:cs="Times New Roman"/>
-          <w:sz w:val="24"/>
-          <w:szCs w:val="24"/>
-          <w:lang w:val="id-ID"/>
-        </w:rPr>
-        <w:t>&lt;</w:t>
-      </w:r>
-      <w:proofErr w:type="spellStart"/>
-      <w:r>
-        <w:rPr>
-          <w:rFonts w:ascii="Times New Roman" w:hAnsi="Times New Roman" w:cs="Times New Roman"/>
-          <w:sz w:val="24"/>
-          <w:szCs w:val="24"/>
-          <w:lang w:val="id-ID"/>
-        </w:rPr>
-        <w:t>button</w:t>
-      </w:r>
-      <w:proofErr w:type="spellEnd"/>
-      <w:r>
-        <w:rPr>
-          <w:rFonts w:ascii="Times New Roman" w:hAnsi="Times New Roman" w:cs="Times New Roman"/>
-          <w:sz w:val="24"/>
-          <w:szCs w:val="24"/>
-          <w:lang w:val="id-ID"/>
-        </w:rPr>
-        <w:t xml:space="preserve"> </w:t>
-      </w:r>
-      <w:proofErr w:type="spellStart"/>
-      <w:r>
-        <w:rPr>
-          <w:rFonts w:ascii="Times New Roman" w:hAnsi="Times New Roman" w:cs="Times New Roman"/>
-          <w:sz w:val="24"/>
-          <w:szCs w:val="24"/>
-          <w:lang w:val="id-ID"/>
-        </w:rPr>
-        <w:t>onclick</w:t>
-      </w:r>
-      <w:proofErr w:type="spellEnd"/>
-      <w:r>
-        <w:rPr>
-          <w:rFonts w:ascii="Times New Roman" w:hAnsi="Times New Roman" w:cs="Times New Roman"/>
-          <w:sz w:val="24"/>
-          <w:szCs w:val="24"/>
-          <w:lang w:val="id-ID"/>
-        </w:rPr>
-        <w:t>="</w:t>
-      </w:r>
-      <w:proofErr w:type="spellStart"/>
-      <w:r>
-        <w:rPr>
-          <w:rFonts w:ascii="Times New Roman" w:hAnsi="Times New Roman" w:cs="Times New Roman"/>
-          <w:sz w:val="24"/>
-          <w:szCs w:val="24"/>
-          <w:lang w:val="id-ID"/>
-        </w:rPr>
-        <w:t>hitungPangkat</w:t>
-      </w:r>
-      <w:proofErr w:type="spellEnd"/>
-      <w:r>
-        <w:rPr>
-          <w:rFonts w:ascii="Times New Roman" w:hAnsi="Times New Roman" w:cs="Times New Roman"/>
-          <w:sz w:val="24"/>
-          <w:szCs w:val="24"/>
-          <w:lang w:val="id-ID"/>
-        </w:rPr>
-        <w:t>()"&gt;Hitung&lt;/</w:t>
-      </w:r>
-      <w:proofErr w:type="spellStart"/>
-      <w:r>
-        <w:rPr>
-          <w:rFonts w:ascii="Times New Roman" w:hAnsi="Times New Roman" w:cs="Times New Roman"/>
-          <w:sz w:val="24"/>
-          <w:szCs w:val="24"/>
-          <w:lang w:val="id-ID"/>
-        </w:rPr>
-        <w:t>button</w:t>
-      </w:r>
-      <w:proofErr w:type="spellEnd"/>
-      <w:r>
-        <w:rPr>
-          <w:rFonts w:ascii="Times New Roman" w:hAnsi="Times New Roman" w:cs="Times New Roman"/>
-          <w:sz w:val="24"/>
-          <w:szCs w:val="24"/>
-          <w:lang w:val="id-ID"/>
-        </w:rPr>
-        <w:t xml:space="preserve">&gt; </w:t>
-      </w:r>
-      <w:r>
-        <w:rPr>
-          <w:rFonts w:ascii="Times New Roman" w:hAnsi="Times New Roman" w:cs="Times New Roman"/>
-          <w:sz w:val="24"/>
-          <w:szCs w:val="24"/>
-          <w:lang w:val="id-ID"/>
-        </w:rPr>
-        <w:t>itu k</w:t>
-      </w:r>
-      <w:r>
-        <w:rPr>
-          <w:rFonts w:ascii="Times New Roman" w:hAnsi="Times New Roman" w:cs="Times New Roman"/>
-          <w:sz w:val="24"/>
-          <w:szCs w:val="24"/>
-          <w:lang w:val="id-ID"/>
-        </w:rPr>
-        <w:t xml:space="preserve">etika diklik, akan menjalankan fungsi </w:t>
-      </w:r>
-      <w:proofErr w:type="spellStart"/>
-      <w:r>
-        <w:rPr>
-          <w:rFonts w:ascii="Times New Roman" w:hAnsi="Times New Roman" w:cs="Times New Roman"/>
-          <w:sz w:val="24"/>
-          <w:szCs w:val="24"/>
-          <w:lang w:val="id-ID"/>
-        </w:rPr>
-        <w:t>hitungPangkat</w:t>
-      </w:r>
-      <w:proofErr w:type="spellEnd"/>
-      <w:r>
-        <w:rPr>
-          <w:rFonts w:ascii="Times New Roman" w:hAnsi="Times New Roman" w:cs="Times New Roman"/>
-          <w:sz w:val="24"/>
-          <w:szCs w:val="24"/>
-          <w:lang w:val="id-ID"/>
-        </w:rPr>
-        <w:t>() dari script.js.</w:t>
-      </w:r>
-      <w:r>
-        <w:rPr>
-          <w:rFonts w:ascii="Times New Roman" w:hAnsi="Times New Roman" w:cs="Times New Roman"/>
-          <w:sz w:val="24"/>
-          <w:szCs w:val="24"/>
-          <w:lang w:val="id-ID"/>
-        </w:rPr>
-        <w:t xml:space="preserve"> dan </w:t>
-      </w:r>
-      <w:r>
-        <w:rPr>
-          <w:rFonts w:ascii="Times New Roman" w:hAnsi="Times New Roman" w:cs="Times New Roman"/>
-          <w:sz w:val="24"/>
-          <w:szCs w:val="24"/>
-          <w:lang w:val="id-ID"/>
-        </w:rPr>
-        <w:t xml:space="preserve">&lt;p </w:t>
-      </w:r>
-      <w:proofErr w:type="spellStart"/>
-      <w:r>
-        <w:rPr>
-          <w:rFonts w:ascii="Times New Roman" w:hAnsi="Times New Roman" w:cs="Times New Roman"/>
-          <w:sz w:val="24"/>
-          <w:szCs w:val="24"/>
-          <w:lang w:val="id-ID"/>
-        </w:rPr>
-        <w:t>id</w:t>
-      </w:r>
-      <w:proofErr w:type="spellEnd"/>
-      <w:r>
-        <w:rPr>
-          <w:rFonts w:ascii="Times New Roman" w:hAnsi="Times New Roman" w:cs="Times New Roman"/>
-          <w:sz w:val="24"/>
-          <w:szCs w:val="24"/>
-          <w:lang w:val="id-ID"/>
-        </w:rPr>
-        <w:t>="</w:t>
-      </w:r>
-      <w:proofErr w:type="spellStart"/>
-      <w:r>
-        <w:rPr>
-          <w:rFonts w:ascii="Times New Roman" w:hAnsi="Times New Roman" w:cs="Times New Roman"/>
-          <w:sz w:val="24"/>
-          <w:szCs w:val="24"/>
-          <w:lang w:val="id-ID"/>
-        </w:rPr>
         <w:t>outputHasil</w:t>
       </w:r>
       <w:proofErr w:type="spellEnd"/>
@@ -1065,25 +906,7 @@
           <w:szCs w:val="24"/>
           <w:lang w:val="id-ID"/>
         </w:rPr>
-        <w:t>"&gt;&lt;/p&gt;</w:t>
-      </w:r>
-      <w:r>
-        <w:rPr>
-          <w:rFonts w:ascii="Times New Roman" w:hAnsi="Times New Roman" w:cs="Times New Roman"/>
-          <w:sz w:val="24"/>
-          <w:szCs w:val="24"/>
-          <w:lang w:val="id-ID"/>
-        </w:rPr>
-        <w:t xml:space="preserve"> merupakan t</w:t>
-      </w:r>
-      <w:r>
-        <w:rPr>
-          <w:rFonts w:ascii="Times New Roman" w:hAnsi="Times New Roman" w:cs="Times New Roman"/>
-          <w:sz w:val="24"/>
-          <w:szCs w:val="24"/>
-          <w:lang w:val="id-ID"/>
-        </w:rPr>
-        <w:t>empat untuk menampilkan hasilnya di layar.</w:t>
+        <w:t>"&gt;&lt;/p&gt; merupakan tempat untuk menampilkan hasilnya di layar.</w:t>
       </w:r>
     </w:p>
     <w:p>
@@ -1099,6 +922,7 @@
       <w:r>
         <w:rPr>
           <w:rFonts w:ascii="Times New Roman" w:hAnsi="Times New Roman" w:cs="Times New Roman"/>
+          <w:noProof/>
           <w:sz w:val="24"/>
           <w:szCs w:val="24"/>
           <w:lang w:val="id-ID"/>
@@ -1255,25 +1079,7 @@
           <w:szCs w:val="24"/>
           <w:lang w:val="id-ID"/>
         </w:rPr>
-        <w:t xml:space="preserve">(a, b) </w:t>
-      </w:r>
-      <w:r>
-        <w:rPr>
-          <w:rFonts w:ascii="Times New Roman" w:hAnsi="Times New Roman" w:cs="Times New Roman"/>
-          <w:sz w:val="24"/>
-          <w:szCs w:val="24"/>
-          <w:lang w:val="id-ID"/>
-        </w:rPr>
-        <w:t xml:space="preserve">yang mempunyai </w:t>
-      </w:r>
-      <w:r>
-        <w:rPr>
-          <w:rFonts w:ascii="Times New Roman" w:hAnsi="Times New Roman" w:cs="Times New Roman"/>
-          <w:sz w:val="24"/>
-          <w:szCs w:val="24"/>
-          <w:lang w:val="id-ID"/>
-        </w:rPr>
-        <w:t xml:space="preserve">fungsi utama yang menghitung pangkat </w:t>
+        <w:t xml:space="preserve">(a, b) yang mempunyai fungsi utama yang menghitung pangkat </w:t>
       </w:r>
       <w:proofErr w:type="spellStart"/>
       <w:r>
@@ -1485,34 +1291,7 @@
           <w:szCs w:val="24"/>
           <w:lang w:val="id-ID"/>
         </w:rPr>
-        <w:t xml:space="preserve"> -3</w:t>
-      </w:r>
-      <w:r>
-        <w:rPr>
-          <w:rFonts w:ascii="Times New Roman" w:hAnsi="Times New Roman" w:cs="Times New Roman"/>
-          <w:sz w:val="24"/>
-          <w:szCs w:val="24"/>
-          <w:lang w:val="id-ID"/>
-        </w:rPr>
-        <w:t xml:space="preserve"> dan j</w:t>
-      </w:r>
-      <w:r>
-        <w:rPr>
-          <w:rFonts w:ascii="Times New Roman" w:hAnsi="Times New Roman" w:cs="Times New Roman"/>
-          <w:sz w:val="24"/>
-          <w:szCs w:val="24"/>
-          <w:lang w:val="id-ID"/>
-        </w:rPr>
-        <w:t>ika semua valid, lakukan perkalian berulang (a * a * a ... sebanyak b kali)</w:t>
-      </w:r>
-      <w:r>
-        <w:rPr>
-          <w:rFonts w:ascii="Times New Roman" w:hAnsi="Times New Roman" w:cs="Times New Roman"/>
-          <w:sz w:val="24"/>
-          <w:szCs w:val="24"/>
-          <w:lang w:val="id-ID"/>
-        </w:rPr>
-        <w:t xml:space="preserve">. Lalu </w:t>
+        <w:t xml:space="preserve"> -3 dan jika semua valid, lakukan perkalian berulang (a * a * a ... sebanyak b kali). Lalu </w:t>
       </w:r>
       <w:proofErr w:type="spellStart"/>
       <w:r>
@@ -1608,6 +1387,7 @@
       <w:r>
         <w:rPr>
           <w:rFonts w:ascii="Times New Roman" w:hAnsi="Times New Roman" w:cs="Times New Roman"/>
+          <w:noProof/>
           <w:sz w:val="24"/>
           <w:szCs w:val="24"/>
           <w:lang w:val="id-ID"/>
@@ -1779,16 +1559,7 @@
           <w:szCs w:val="24"/>
           <w:lang w:val="id-ID"/>
         </w:rPr>
-        <w:t>c</w:t>
-      </w:r>
-      <w:r>
-        <w:rPr>
-          <w:rFonts w:ascii="Times New Roman" w:hAnsi="Times New Roman" w:cs="Times New Roman"/>
-          <w:sz w:val="24"/>
-          <w:szCs w:val="24"/>
-          <w:lang w:val="id-ID"/>
-        </w:rPr>
-        <w:t>onsole.assert</w:t>
+        <w:t>console.assert</w:t>
       </w:r>
       <w:proofErr w:type="spellEnd"/>
       <w:r>
@@ -2133,25 +1904,7 @@
           <w:szCs w:val="24"/>
           <w:lang w:val="id-ID"/>
         </w:rPr>
-        <w:t xml:space="preserve"> selesai.”</w:t>
-      </w:r>
-      <w:r>
-        <w:rPr>
-          <w:rFonts w:ascii="Times New Roman" w:hAnsi="Times New Roman" w:cs="Times New Roman"/>
-          <w:sz w:val="24"/>
-          <w:szCs w:val="24"/>
-          <w:lang w:val="id-ID"/>
-        </w:rPr>
-        <w:t xml:space="preserve"> Dan k</w:t>
-      </w:r>
-      <w:r>
-        <w:rPr>
-          <w:rFonts w:ascii="Times New Roman" w:hAnsi="Times New Roman" w:cs="Times New Roman"/>
-          <w:sz w:val="24"/>
-          <w:szCs w:val="24"/>
-          <w:lang w:val="id-ID"/>
-        </w:rPr>
-        <w:t xml:space="preserve">alau ada </w:t>
+        <w:t xml:space="preserve"> selesai.” Dan kalau ada </w:t>
       </w:r>
       <w:proofErr w:type="spellStart"/>
       <w:r>
@@ -2250,6 +2003,7 @@
           <w:rFonts w:ascii="Times New Roman" w:hAnsi="Times New Roman" w:cs="Times New Roman"/>
           <w:b/>
           <w:bCs/>
+          <w:noProof/>
           <w:sz w:val="24"/>
           <w:szCs w:val="24"/>
         </w:rPr>
@@ -2305,6 +2059,7 @@
           <w:rFonts w:ascii="Times New Roman" w:hAnsi="Times New Roman" w:cs="Times New Roman"/>
           <w:b/>
           <w:bCs/>
+          <w:noProof/>
           <w:sz w:val="24"/>
           <w:szCs w:val="24"/>
         </w:rPr>
@@ -3420,6 +3175,7 @@
   <w:style w:type="character" w:default="1" w:styleId="FontParagrafDefault">
     <w:name w:val="Default Paragraph Font"/>
     <w:uiPriority w:val="1"/>
+    <w:semiHidden/>
     <w:unhideWhenUsed/>
   </w:style>
   <w:style w:type="table" w:default="1" w:styleId="TabelNormal">

--- a/11&12_Unit Testing di Node.js/JURNAL-01/JURNAL-01_Modul 11 12_Unit Testing di Node.js.docx
+++ b/11&12_Unit Testing di Node.js/JURNAL-01/JURNAL-01_Modul 11 12_Unit Testing di Node.js.docx
@@ -31,7 +31,7 @@
           <w:sz w:val="32"/>
           <w:szCs w:val="32"/>
         </w:rPr>
-        <w:t>2</w:t>
+        <w:t>3</w:t>
       </w:r>
     </w:p>
     <w:p>
@@ -176,6 +176,7 @@
       <w:pPr>
         <w:rPr>
           <w:rFonts w:ascii="Times New Roman" w:hAnsi="Times New Roman" w:cs="Times New Roman"/>
+          <w:color w:val="0070C0"/>
           <w:sz w:val="24"/>
           <w:szCs w:val="24"/>
           <w:u w:val="single"/>
@@ -189,7 +190,7 @@
           <w:szCs w:val="24"/>
           <w:u w:val="single"/>
         </w:rPr>
-        <w:t>https://github.com/marsellacell/KPL_MARSELLADWIJULIANTI_2311104004_SE0701/tree/marsella/11%2612_Unit%20Testing%20di%20Node.js/JURNAL-02</w:t>
+        <w:t>https://github.com/marsellacell/KPL_MARSELLADWIJULIANTI_2311104004_SE0701/tree/marsella/11%2612_Unit%20Testing%20di%20Node.js/JURNAL-03</w:t>
       </w:r>
     </w:p>
     <w:p>
